--- a/docs/NEED2DONE_LAUNCH/02_LEGAL_POLICIES_&_COMPLIANCE/04_Refund_Policy.docx
+++ b/docs/NEED2DONE_LAUNCH/02_LEGAL_POLICIES_&_COMPLIANCE/04_Refund_Policy.docx
@@ -38,7 +38,22 @@
           <w:color w:val="1E293B"/>
           <w:sz w:val="21"/>
         </w:rPr>
-        <w:t xml:space="preserve"> October 2026</w:t>
+        <w:t xml:space="preserve"> October 2026 </w:t>
+      </w:r>
+      <w:r>
+        <w:rPr>
+          <w:b/>
+          <w:color w:val="1E293B"/>
+          <w:sz w:val="21"/>
+        </w:rPr>
+        <w:t>Effective Date:</w:t>
+      </w:r>
+      <w:r>
+        <w:rPr>
+          <w:color w:val="1E293B"/>
+          <w:sz w:val="21"/>
+        </w:rPr>
+        <w:t xml:space="preserve"> Immediate upon transaction processing.</w:t>
       </w:r>
     </w:p>
     <w:p>
@@ -89,7 +104,7 @@
           <w:color w:val="1E293B"/>
           <w:sz w:val="21"/>
         </w:rPr>
-        <w:t>, customer satisfaction is at the core of our operations. This Refund Policy outlines how refund claims are assessed, approved, and disbursed for transactions processed through the Need2Done platform.</w:t>
+        <w:t>, customer satisfaction and transparent billing are paramount. This Refund Policy defines eligibility, assessment standards, processing modes, and banking turnaround times for refund claims.</w:t>
       </w:r>
     </w:p>
     <w:p>
@@ -125,7 +140,7 @@
           <w:color w:val="1E293B"/>
           <w:sz w:val="21"/>
         </w:rPr>
-        <w:t>You are eligible for a partial or full refund under the following verified conditions:</w:t>
+        <w:t>You are entitled to a full or partial refund under the following verified conditions:</w:t>
       </w:r>
     </w:p>
     <w:p>
@@ -145,14 +160,14 @@
           <w:color w:val="1E293B"/>
           <w:sz w:val="21"/>
         </w:rPr>
-        <w:t>Unfulfilled Orders:</w:t>
+        <w:t>Unfulfilled / Cancelled Orders:</w:t>
       </w:r>
       <w:r>
         <w:rPr>
           <w:color w:val="1E293B"/>
           <w:sz w:val="21"/>
         </w:rPr>
-        <w:t xml:space="preserve"> Prepaid orders where no helper was assigned or the platform cancelled the task due to technical/operational reasons (100% refund).</w:t>
+        <w:t xml:space="preserve"> Prepaid orders cancelled before helper dispatch or where the platform could not allocate a service partner (100% refund).</w:t>
       </w:r>
     </w:p>
     <w:p>
@@ -179,7 +194,7 @@
           <w:color w:val="1E293B"/>
           <w:sz w:val="21"/>
         </w:rPr>
-        <w:t xml:space="preserve"> Documented failure of delivery of purchased goods where payment was made in advance.</w:t>
+        <w:t xml:space="preserve"> Documented non-delivery of items purchased on your behalf.</w:t>
       </w:r>
     </w:p>
     <w:p>
@@ -199,14 +214,14 @@
           <w:color w:val="1E293B"/>
           <w:sz w:val="21"/>
         </w:rPr>
-        <w:t>Severe Transit Damage:</w:t>
+        <w:t>Severe Package / Item Damage:</w:t>
       </w:r>
       <w:r>
         <w:rPr>
           <w:color w:val="1E293B"/>
           <w:sz w:val="21"/>
         </w:rPr>
-        <w:t xml:space="preserve"> Damage directly caused by Helper mishandling during transit (subject to our Customer Damage &amp; Liability Policy).</w:t>
+        <w:t xml:space="preserve"> Verified damage caused directly by courier partner mishandling during transit (subject to our Customer Damage &amp; Liability Policy).</w:t>
       </w:r>
     </w:p>
     <w:p>
@@ -226,14 +241,56 @@
           <w:color w:val="1E293B"/>
           <w:sz w:val="21"/>
         </w:rPr>
-        <w:t>Duplicate / Erroneous Deductions:</w:t>
+        <w:t>Duplicate / Over-Billing:</w:t>
       </w:r>
       <w:r>
         <w:rPr>
           <w:color w:val="1E293B"/>
           <w:sz w:val="21"/>
         </w:rPr>
-        <w:t xml:space="preserve"> Technical glitch resulting in multiple debits for a single transaction.</w:t>
+        <w:t xml:space="preserve"> Technical glitch or duplicate gateway deduction.</w:t>
+      </w:r>
+    </w:p>
+    <w:p>
+      <w:pPr>
+        <w:pStyle w:val="ListNumber"/>
+        <w:spacing w:after="60" w:line="276" w:lineRule="auto"/>
+      </w:pPr>
+      <w:r>
+        <w:rPr>
+          <w:color w:val="1E293B"/>
+          <w:sz w:val="21"/>
+        </w:rPr>
+      </w:r>
+      <w:r>
+        <w:rPr>
+          <w:b/>
+          <w:color w:val="1E293B"/>
+          <w:sz w:val="21"/>
+        </w:rPr>
+        <w:t>Home Services Quality Deficiency:</w:t>
+      </w:r>
+      <w:r>
+        <w:rPr>
+          <w:color w:val="1E293B"/>
+          <w:sz w:val="21"/>
+        </w:rPr>
+        <w:t xml:space="preserve"> For Home Services, where service fell substantially short of stated standards, Need2Done will provide a </w:t>
+      </w:r>
+      <w:r>
+        <w:rPr>
+          <w:b/>
+          <w:color w:val="1E293B"/>
+          <w:sz w:val="21"/>
+        </w:rPr>
+        <w:t>Free Re-Service / Touch-up Visit</w:t>
+      </w:r>
+      <w:r>
+        <w:rPr>
+          <w:color w:val="1E293B"/>
+          <w:sz w:val="21"/>
+        </w:rPr>
+        <w:t xml:space="preserve"> within 24 hours or issue a proportional refund.</w:t>
       </w:r>
     </w:p>
     <w:p>
@@ -257,7 +314,7 @@
           <w:color w:val="022B5E"/>
           <w:sz w:val="28"/>
         </w:rPr>
-        <w:t>3. Non-Refundable Scenarios &amp; Category Rules</w:t>
+        <w:t>3. Non-Refundable Scenarios</w:t>
       </w:r>
     </w:p>
     <w:p>
@@ -277,14 +334,14 @@
           <w:color w:val="1E293B"/>
           <w:sz w:val="21"/>
         </w:rPr>
-        <w:t>NOT</w:t>
+        <w:t>not</w:t>
       </w:r>
       <w:r>
         <w:rPr>
           <w:color w:val="1E293B"/>
           <w:sz w:val="21"/>
         </w:rPr>
-        <w:t xml:space="preserve"> be granted under the following circumstances:</w:t>
+        <w:t xml:space="preserve"> be issued under the following circumstances:</w:t>
       </w:r>
     </w:p>
     <w:p>
@@ -311,7 +368,7 @@
           <w:color w:val="1E293B"/>
           <w:sz w:val="21"/>
         </w:rPr>
-        <w:t xml:space="preserve"> As mandated by Indian drug retail guidelines, prescription medicines and pharmaceuticals purchased from licensed chemist shops cannot be returned or refunded once dispensed and handed over to the courier partner, except in cases of verified dispensing mismatch by the pharmacy.</w:t>
+        <w:t xml:space="preserve"> As per statutory Drug &amp; Cosmetic regulations, medicines purchased from licensed pharmacies cannot be returned or refunded once dispensed, except for verified merchant dispensing errors.</w:t>
       </w:r>
     </w:p>
     <w:p>
@@ -331,14 +388,14 @@
           <w:color w:val="1E293B"/>
           <w:sz w:val="21"/>
         </w:rPr>
-        <w:t>Perishable Goods:</w:t>
+        <w:t>Perishable Produce &amp; Cooked Food:</w:t>
       </w:r>
       <w:r>
         <w:rPr>
           <w:color w:val="1E293B"/>
           <w:sz w:val="21"/>
         </w:rPr>
-        <w:t xml:space="preserve"> Food, milk, vegetables, or temperature-sensitive goods purchased per customer specification where customer was unreachable.</w:t>
+        <w:t xml:space="preserve"> Where items were procured correctly as per customer order, but delivery failed due to customer being unreachable or providing an incorrect address.</w:t>
       </w:r>
     </w:p>
     <w:p>
@@ -358,91 +415,14 @@
           <w:color w:val="1E293B"/>
           <w:sz w:val="21"/>
         </w:rPr>
-        <w:t>Home Services Quality Claims:</w:t>
+        <w:t>Merchant Product Quality:</w:t>
       </w:r>
       <w:r>
         <w:rPr>
           <w:color w:val="1E293B"/>
           <w:sz w:val="21"/>
         </w:rPr>
-        <w:t xml:space="preserve"> For Home Services, in the event of minor service dissatisfaction, Need2Done will dispatch a </w:t>
-      </w:r>
-      <w:r>
-        <w:rPr>
-          <w:b/>
-          <w:color w:val="1E293B"/>
-          <w:sz w:val="21"/>
-        </w:rPr>
-        <w:t>Free Re-Service / Touch-Up visit</w:t>
-      </w:r>
-      <w:r>
-        <w:rPr>
-          <w:color w:val="1E293B"/>
-          <w:sz w:val="21"/>
-        </w:rPr>
-        <w:t xml:space="preserve"> within 24 hours rather than a direct cash refund unless gross negligence is proven.</w:t>
-      </w:r>
-    </w:p>
-    <w:p>
-      <w:pPr>
-        <w:pStyle w:val="ListBullet"/>
-        <w:spacing w:after="60" w:line="276" w:lineRule="auto"/>
-      </w:pPr>
-      <w:r>
-        <w:rPr>
-          <w:color w:val="1E293B"/>
-          <w:sz w:val="21"/>
-        </w:rPr>
-      </w:r>
-      <w:r>
-        <w:rPr>
-          <w:b/>
-          <w:color w:val="1E293B"/>
-          <w:sz w:val="21"/>
-        </w:rPr>
-        <w:t>Incorrect User Information:</w:t>
-      </w:r>
-      <w:r>
-        <w:rPr>
-          <w:color w:val="1E293B"/>
-          <w:sz w:val="21"/>
-        </w:rPr>
-        <w:t xml:space="preserve"> Incorrect address, landmark, or invalid prescription provided by the customer leading to dispatch failure.</w:t>
-      </w:r>
-    </w:p>
-    <w:p>
-      <w:pPr>
-        <w:spacing w:before="80" w:after="120"/>
-        <w:ind w:left="576"/>
-      </w:pPr>
-      <w:r>
-        <w:rPr>
-          <w:b/>
-          <w:color w:val="FF7D00"/>
-        </w:rPr>
-        <w:t xml:space="preserve">┃  </w:t>
-      </w:r>
-      <w:r>
-        <w:rPr>
-          <w:color w:val="475569"/>
-          <w:sz w:val="21"/>
-        </w:rPr>
-        <w:t xml:space="preserve">[!NOTE] </w:t>
-      </w:r>
-      <w:r>
-        <w:rPr>
-          <w:b/>
-          <w:color w:val="475569"/>
-          <w:sz w:val="21"/>
-        </w:rPr>
-        <w:t>Upcoming Services:</w:t>
-      </w:r>
-      <w:r>
-        <w:rPr>
-          <w:color w:val="475569"/>
-          <w:sz w:val="21"/>
-        </w:rPr>
-        <w:t xml:space="preserve"> Specialized refund terms for future verticals (Handyman, Grocery) will be published upon launch.</w:t>
+        <w:t xml:space="preserve"> Taste, fit, manufacturer warranty, or original retail packaging issues of goods where the Helper correctly procured the specified brand/product.</w:t>
       </w:r>
     </w:p>
     <w:p>
@@ -507,7 +487,7 @@
                 <w:color w:val="FFFFFF"/>
                 <w:sz w:val="19"/>
               </w:rPr>
-              <w:t>Payment Mode</w:t>
+              <w:t>Payment Method</w:t>
             </w:r>
           </w:p>
         </w:tc>
@@ -536,7 +516,7 @@
                 <w:color w:val="FFFFFF"/>
                 <w:sz w:val="19"/>
               </w:rPr>
-              <w:t>Processing Time</w:t>
+              <w:t>Initiated By Us</w:t>
             </w:r>
           </w:p>
         </w:tc>
@@ -565,7 +545,7 @@
                 <w:color w:val="FFFFFF"/>
                 <w:sz w:val="19"/>
               </w:rPr>
-              <w:t>Settlement Timeline</w:t>
+              <w:t>Banking Settlement Timeline</w:t>
             </w:r>
           </w:p>
         </w:tc>
@@ -630,7 +610,7 @@
                 <w:color w:val="1E293B"/>
                 <w:sz w:val="18"/>
               </w:rPr>
-              <w:t>2 to 24 Hours</w:t>
+              <w:t>Within 24 Hours</w:t>
             </w:r>
           </w:p>
         </w:tc>
@@ -720,7 +700,7 @@
                 <w:color w:val="1E293B"/>
                 <w:sz w:val="18"/>
               </w:rPr>
-              <w:t>24 Hours</w:t>
+              <w:t>Within 24 Hours</w:t>
             </w:r>
           </w:p>
         </w:tc>
@@ -779,7 +759,7 @@
                 <w:color w:val="1E293B"/>
                 <w:sz w:val="18"/>
               </w:rPr>
-              <w:t>Need2Done In-App / Bot Credits</w:t>
+              <w:t>Net Banking</w:t>
             </w:r>
             <w:r>
               <w:rPr>
@@ -810,7 +790,7 @@
                 <w:color w:val="1E293B"/>
                 <w:sz w:val="18"/>
               </w:rPr>
-              <w:t>Instant</w:t>
+              <w:t>Within 24 Hours</w:t>
             </w:r>
           </w:p>
         </w:tc>
@@ -835,7 +815,97 @@
                 <w:color w:val="1E293B"/>
                 <w:sz w:val="18"/>
               </w:rPr>
-              <w:t>Instantaneous for future orders</w:t>
+              <w:t>3 - 5 Business Days</w:t>
+            </w:r>
+          </w:p>
+        </w:tc>
+      </w:tr>
+      <w:tr>
+        <w:tc>
+          <w:tcPr>
+            <w:tcW w:type="dxa" w:w="3312"/>
+            <w:shd w:fill="FFFFFF"/>
+            <w:tcMar>
+              <w:top w:w="100" w:type="dxa"/>
+              <w:bottom w:w="100" w:type="dxa"/>
+              <w:left w:w="140" w:type="dxa"/>
+              <w:right w:w="140" w:type="dxa"/>
+            </w:tcMar>
+          </w:tcPr>
+          <w:p>
+            <w:pPr>
+              <w:spacing w:after="40" w:before="40"/>
+            </w:pPr>
+            <w:r/>
+            <w:r>
+              <w:rPr>
+                <w:color w:val="1E293B"/>
+                <w:sz w:val="18"/>
+              </w:rPr>
+            </w:r>
+            <w:r>
+              <w:rPr>
+                <w:b/>
+                <w:color w:val="1E293B"/>
+                <w:sz w:val="18"/>
+              </w:rPr>
+              <w:t>Need2Done In-App / Bot Credits</w:t>
+            </w:r>
+            <w:r>
+              <w:rPr>
+                <w:color w:val="1E293B"/>
+                <w:sz w:val="18"/>
+              </w:rPr>
+            </w:r>
+          </w:p>
+        </w:tc>
+        <w:tc>
+          <w:tcPr>
+            <w:tcW w:type="dxa" w:w="3312"/>
+            <w:shd w:fill="FFFFFF"/>
+            <w:tcMar>
+              <w:top w:w="100" w:type="dxa"/>
+              <w:bottom w:w="100" w:type="dxa"/>
+              <w:left w:w="140" w:type="dxa"/>
+              <w:right w:w="140" w:type="dxa"/>
+            </w:tcMar>
+          </w:tcPr>
+          <w:p>
+            <w:pPr>
+              <w:spacing w:after="40" w:before="40"/>
+            </w:pPr>
+            <w:r/>
+            <w:r>
+              <w:rPr>
+                <w:color w:val="1E293B"/>
+                <w:sz w:val="18"/>
+              </w:rPr>
+              <w:t>Instant</w:t>
+            </w:r>
+          </w:p>
+        </w:tc>
+        <w:tc>
+          <w:tcPr>
+            <w:tcW w:type="dxa" w:w="3312"/>
+            <w:shd w:fill="FFFFFF"/>
+            <w:tcMar>
+              <w:top w:w="100" w:type="dxa"/>
+              <w:bottom w:w="100" w:type="dxa"/>
+              <w:left w:w="140" w:type="dxa"/>
+              <w:right w:w="140" w:type="dxa"/>
+            </w:tcMar>
+          </w:tcPr>
+          <w:p>
+            <w:pPr>
+              <w:spacing w:after="40" w:before="40"/>
+            </w:pPr>
+            <w:r/>
+            <w:r>
+              <w:rPr>
+                <w:color w:val="1E293B"/>
+                <w:sz w:val="18"/>
+              </w:rPr>
+              <w:t>Immediate (Usable on next booking)</w:t>
             </w:r>
           </w:p>
         </w:tc>
@@ -863,7 +933,7 @@
           <w:color w:val="022B5E"/>
           <w:sz w:val="28"/>
         </w:rPr>
-        <w:t>5. How to Request a Refund</w:t>
+        <w:t>5. How to Raise a Refund Claim</w:t>
       </w:r>
     </w:p>
     <w:p>
@@ -876,22 +946,7 @@
           <w:color w:val="1E293B"/>
           <w:sz w:val="21"/>
         </w:rPr>
-        <w:t xml:space="preserve">Raise a ticket via the </w:t>
-      </w:r>
-      <w:r>
-        <w:rPr>
-          <w:b/>
-          <w:color w:val="1E293B"/>
-          <w:sz w:val="21"/>
-        </w:rPr>
-        <w:t>Need2Done WhatsApp Bot</w:t>
-      </w:r>
-      <w:r>
-        <w:rPr>
-          <w:color w:val="1E293B"/>
-          <w:sz w:val="21"/>
-        </w:rPr>
-        <w:t xml:space="preserve"> by typing `Support` or `Refund Request`.</w:t>
+        <w:t>Open the Need2Done WhatsApp Bot and type `Refund Request` or `Support`.</w:t>
       </w:r>
     </w:p>
     <w:p>
@@ -927,7 +982,7 @@
           <w:color w:val="1E293B"/>
           <w:sz w:val="21"/>
         </w:rPr>
-        <w:t>Description of Issue</w:t>
+        <w:t>Reason for Claim</w:t>
       </w:r>
       <w:r>
         <w:rPr>
@@ -942,14 +997,14 @@
           <w:color w:val="1E293B"/>
           <w:sz w:val="21"/>
         </w:rPr>
-        <w:t>Photographic Proof</w:t>
+        <w:t>Clear Photos/Receipts</w:t>
       </w:r>
       <w:r>
         <w:rPr>
           <w:color w:val="1E293B"/>
           <w:sz w:val="21"/>
         </w:rPr>
-        <w:t xml:space="preserve"> (if damaged/incorrect item).</w:t>
+        <w:t xml:space="preserve"> (for damaged or missing goods).</w:t>
       </w:r>
     </w:p>
     <w:p>
@@ -977,7 +1032,7 @@
           <w:color w:val="1E293B"/>
           <w:sz w:val="21"/>
         </w:rPr>
-        <w:t xml:space="preserve"> of order completion or scheduled delivery time.</w:t>
+        <w:t xml:space="preserve"> of order completion or delivery time.</w:t>
       </w:r>
     </w:p>
     <w:p>
@@ -990,7 +1045,7 @@
           <w:color w:val="1E293B"/>
           <w:sz w:val="21"/>
         </w:rPr>
-        <w:t xml:space="preserve">Our Support Team will review and resolve the request within </w:t>
+        <w:t xml:space="preserve">Our Customer Support &amp; Dispute Desk will investigate and resolve your request within </w:t>
       </w:r>
       <w:r>
         <w:rPr>
